--- a/07 บทที่ 1 ใหม่.docx
+++ b/07 บทที่ 1 ใหม่.docx
@@ -283,7 +283,47 @@
           <w:szCs w:val="32"/>
           <w:cs/>
         </w:rPr>
-        <w:t>จากการศึกษาบริบทการทำงานภายใน บริษัท โค้ดแล็บ เทค จำกัด พบว่าการบริหารจัดการงานธุรการและทรัพยากรบุคคลยังคงประสบปัญหาในบางขั้นตอน โดยเฉพาะการให้บริการข้อมูลแก่พนักงานและการสื่อสารภายในองค์กร กระบวนการส่วนใหญ่ยังต้องพึ่งพาเจ้าหน้าที่ในการตอบคำถามซ้ำๆ เกี่ยวกับระเบียบข้อบังคับ การตรวจสอบสิทธิ์วันลา หรือการขอเอกสารสำคัญทางภาษีและเงินเดือน ซึ่งทำให้เกิดความล่าช้าและเพิ่มภาระงานให้กับฝ่ายบุคคล นอกจากนี้ การนัดหมายประชุมและการแจ้งเตือนข่าวสารภายในบริษัทยังขาดเครื่องมือที่ช่วยบริหารจัดการอย่างเป็นระบบ ทำให้เกิดปัญหานัดหมายตกหล่น หรือข่าวสารประชาสัมพันธ์ส่งไปไม่ถึงกลุ่มเป้าหมายอย่างมีประสิทธิภาพ อีกทั้งการจัดเก็บเอกสารหลักฐานต่างๆ ยังกระจัดกระจาย ทำให้ยากต่อการสืบค้นและนำมาวิเคราะห์ข้อมูลเพื่อการบริหารงาน</w:t>
+        <w:t>จากการศึกษาบริบทการทำงานภายใน บริษัท โค้ด</w:t>
+      </w:r>
+      <w:proofErr w:type="spellStart"/>
+      <w:r>
+        <w:rPr>
+          <w:rFonts w:ascii="TH SarabunPSK" w:hAnsi="TH SarabunPSK" w:cs="TH SarabunPSK"/>
+          <w:sz w:val="32"/>
+          <w:szCs w:val="32"/>
+          <w:cs/>
+        </w:rPr>
+        <w:t>แล็บ</w:t>
+      </w:r>
+      <w:proofErr w:type="spellEnd"/>
+      <w:r>
+        <w:rPr>
+          <w:rFonts w:ascii="TH SarabunPSK" w:hAnsi="TH SarabunPSK" w:cs="TH SarabunPSK"/>
+          <w:sz w:val="32"/>
+          <w:szCs w:val="32"/>
+          <w:cs/>
+        </w:rPr>
+        <w:t xml:space="preserve"> </w:t>
+      </w:r>
+      <w:proofErr w:type="spellStart"/>
+      <w:r>
+        <w:rPr>
+          <w:rFonts w:ascii="TH SarabunPSK" w:hAnsi="TH SarabunPSK" w:cs="TH SarabunPSK"/>
+          <w:sz w:val="32"/>
+          <w:szCs w:val="32"/>
+          <w:cs/>
+        </w:rPr>
+        <w:t>เทค</w:t>
+      </w:r>
+      <w:proofErr w:type="spellEnd"/>
+      <w:r>
+        <w:rPr>
+          <w:rFonts w:ascii="TH SarabunPSK" w:hAnsi="TH SarabunPSK" w:cs="TH SarabunPSK"/>
+          <w:sz w:val="32"/>
+          <w:szCs w:val="32"/>
+          <w:cs/>
+        </w:rPr>
+        <w:t xml:space="preserve"> จำกัด พบว่าการบริหารจัดการงานธุรการและทรัพยากรบุคคลยังคงประสบปัญหาในบางขั้นตอน โดยเฉพาะการให้บริการข้อมูลแก่พนักงานและการสื่อสารภายในองค์กร กระบวนการส่วนใหญ่ยังต้องพึ่งพาเจ้าหน้าที่ในการตอบคำถามซ้ำๆ เกี่ยวกับระเบียบข้อบังคับ การตรวจสอบสิทธิ์วันลา หรือการขอเอกสารสำคัญทางภาษีและเงินเดือน ซึ่งทำให้เกิดความล่าช้าและเพิ่มภาระงานให้กับฝ่ายบุคคล นอกจากนี้ การนัดหมายประชุมและการแจ้งเตือนข่าวสารภายในบริษัทยังขาดเครื่องมือที่ช่วยบริหารจัดการอย่างเป็นระบบ ทำให้เกิดปัญหานัดหมายตกหล่น หรือข่าวสารประชาสัมพันธ์ส่งไปไม่ถึงกลุ่มเป้าหมายอย่างมีประสิทธิภาพ อีกทั้งการจัดเก็บเอกสารหลักฐานต่างๆ ยังกระจัดกระจาย ทำให้ยากต่อการสืบค้นและนำมาวิเคราะห์ข้อมูลเพื่อการบริหารงาน</w:t>
       </w:r>
     </w:p>
     <w:p>
@@ -295,6 +335,137 @@
         <w:jc w:val="thaiDistribute"/>
         <w:rPr>
           <w:rFonts w:ascii="TH SarabunPSK" w:hAnsi="TH SarabunPSK" w:cs="TH SarabunPSK"/>
+          <w:sz w:val="32"/>
+          <w:szCs w:val="32"/>
+        </w:rPr>
+      </w:pPr>
+      <w:r>
+        <w:rPr>
+          <w:rFonts w:ascii="TH SarabunPSK" w:hAnsi="TH SarabunPSK" w:cs="TH SarabunPSK"/>
+          <w:sz w:val="32"/>
+          <w:szCs w:val="32"/>
+          <w:cs/>
+        </w:rPr>
+        <w:tab/>
+      </w:r>
+      <w:r>
+        <w:rPr>
+          <w:rFonts w:ascii="TH SarabunPSK" w:hAnsi="TH SarabunPSK" w:cs="TH SarabunPSK"/>
+          <w:sz w:val="32"/>
+          <w:szCs w:val="32"/>
+          <w:cs/>
+        </w:rPr>
+        <w:t>ดังนั้น ทางผู้วิจัยจึงมีแนวคิดที่จะพัฒนาระบบผู้ช่วยแบบตัวแทนเชิงปัญญาประดิษฐ์สำหรับองค์กร เพื่อนำมาประยุกต์ใช้กับ บริษัท โค้ด</w:t>
+      </w:r>
+      <w:proofErr w:type="spellStart"/>
+      <w:r>
+        <w:rPr>
+          <w:rFonts w:ascii="TH SarabunPSK" w:hAnsi="TH SarabunPSK" w:cs="TH SarabunPSK"/>
+          <w:sz w:val="32"/>
+          <w:szCs w:val="32"/>
+          <w:cs/>
+        </w:rPr>
+        <w:t>แล็บ</w:t>
+      </w:r>
+      <w:proofErr w:type="spellEnd"/>
+      <w:r>
+        <w:rPr>
+          <w:rFonts w:ascii="TH SarabunPSK" w:hAnsi="TH SarabunPSK" w:cs="TH SarabunPSK"/>
+          <w:sz w:val="32"/>
+          <w:szCs w:val="32"/>
+          <w:cs/>
+        </w:rPr>
+        <w:t xml:space="preserve"> </w:t>
+      </w:r>
+      <w:proofErr w:type="spellStart"/>
+      <w:r>
+        <w:rPr>
+          <w:rFonts w:ascii="TH SarabunPSK" w:hAnsi="TH SarabunPSK" w:cs="TH SarabunPSK"/>
+          <w:sz w:val="32"/>
+          <w:szCs w:val="32"/>
+          <w:cs/>
+        </w:rPr>
+        <w:t>เทค</w:t>
+      </w:r>
+      <w:proofErr w:type="spellEnd"/>
+      <w:r>
+        <w:rPr>
+          <w:rFonts w:ascii="TH SarabunPSK" w:hAnsi="TH SarabunPSK" w:cs="TH SarabunPSK"/>
+          <w:sz w:val="32"/>
+          <w:szCs w:val="32"/>
+          <w:cs/>
+        </w:rPr>
+        <w:t xml:space="preserve"> จำกัด โดยพัฒนาบนแพลตฟอร์ม </w:t>
+      </w:r>
+      <w:r>
+        <w:rPr>
+          <w:rFonts w:ascii="TH SarabunPSK" w:hAnsi="TH SarabunPSK" w:cs="TH SarabunPSK"/>
+          <w:sz w:val="32"/>
+          <w:szCs w:val="32"/>
+        </w:rPr>
+        <w:t xml:space="preserve">LINE Official Account </w:t>
+      </w:r>
+      <w:r>
+        <w:rPr>
+          <w:rFonts w:ascii="TH SarabunPSK" w:hAnsi="TH SarabunPSK" w:cs="TH SarabunPSK"/>
+          <w:sz w:val="32"/>
+          <w:szCs w:val="32"/>
+          <w:cs/>
+        </w:rPr>
+        <w:t xml:space="preserve">ผสานการทำงานร่วมกับเทคโนโลยี </w:t>
+      </w:r>
+      <w:r>
+        <w:rPr>
+          <w:rFonts w:ascii="TH SarabunPSK" w:hAnsi="TH SarabunPSK" w:cs="TH SarabunPSK"/>
+          <w:sz w:val="32"/>
+          <w:szCs w:val="32"/>
+        </w:rPr>
+        <w:t xml:space="preserve">RAG (Retrieval-Augmented Generation) </w:t>
+      </w:r>
+      <w:r>
+        <w:rPr>
+          <w:rFonts w:ascii="TH SarabunPSK" w:hAnsi="TH SarabunPSK" w:cs="TH SarabunPSK"/>
+          <w:sz w:val="32"/>
+          <w:szCs w:val="32"/>
+          <w:cs/>
+        </w:rPr>
+        <w:t>และระบบอัตโนมัติ (</w:t>
+      </w:r>
+      <w:r>
+        <w:rPr>
+          <w:rFonts w:ascii="TH SarabunPSK" w:hAnsi="TH SarabunPSK" w:cs="TH SarabunPSK"/>
+          <w:sz w:val="32"/>
+          <w:szCs w:val="32"/>
+        </w:rPr>
+        <w:t xml:space="preserve">Workflow Automation) </w:t>
+      </w:r>
+      <w:r>
+        <w:rPr>
+          <w:rFonts w:ascii="TH SarabunPSK" w:hAnsi="TH SarabunPSK" w:cs="TH SarabunPSK"/>
+          <w:sz w:val="32"/>
+          <w:szCs w:val="32"/>
+          <w:cs/>
+        </w:rPr>
+        <w:t>เพื่อเข้ามาช่วยอำนวยความสะดวกในการยืนยันตัวตน การลงเวลาปฏิบัติงาน การสืบค้นข้อมูลระเบียบองค์กร และการแจ้งเตือนวาระงานสำคัญ เพื่อลดขั้นตอนการทำงานที่ซับซ้อนและลดความผิดพลาดจากปัจจัยมนุษย์ (</w:t>
+      </w:r>
+      <w:r>
+        <w:rPr>
+          <w:rFonts w:ascii="TH SarabunPSK" w:hAnsi="TH SarabunPSK" w:cs="TH SarabunPSK"/>
+          <w:sz w:val="32"/>
+          <w:szCs w:val="32"/>
+        </w:rPr>
+        <w:t>Human Error)</w:t>
+      </w:r>
+    </w:p>
+    <w:p>
+      <w:pPr>
+        <w:tabs>
+          <w:tab w:val="left" w:pos="567"/>
+        </w:tabs>
+        <w:spacing w:after="0"/>
+        <w:jc w:val="thaiDistribute"/>
+        <w:rPr>
+          <w:rFonts w:ascii="TH SarabunPSK" w:hAnsi="TH SarabunPSK" w:cs="TH SarabunPSK" w:hint="cs"/>
           <w:sz w:val="32"/>
           <w:szCs w:val="32"/>
           <w:cs/>
@@ -307,83 +478,6 @@
           <w:docGrid w:linePitch="360"/>
         </w:sectPr>
       </w:pPr>
-      <w:r>
-        <w:rPr>
-          <w:rFonts w:ascii="TH SarabunPSK" w:hAnsi="TH SarabunPSK" w:cs="TH SarabunPSK"/>
-          <w:sz w:val="32"/>
-          <w:szCs w:val="32"/>
-          <w:cs/>
-        </w:rPr>
-        <w:tab/>
-      </w:r>
-      <w:r>
-        <w:rPr>
-          <w:rFonts w:ascii="TH SarabunPSK" w:hAnsi="TH SarabunPSK" w:cs="TH SarabunPSK"/>
-          <w:sz w:val="32"/>
-          <w:szCs w:val="32"/>
-          <w:cs/>
-        </w:rPr>
-        <w:t xml:space="preserve">ดังนั้น ทางผู้วิจัยจึงมีแนวคิดที่จะพัฒนาระบบผู้ช่วยแบบตัวแทนเชิงปัญญาประดิษฐ์สำหรับองค์กร เพื่อนำมาประยุกต์ใช้กับ บริษัท โค้ดแล็บ เทค จำกัด โดยพัฒนาบนแพลตฟอร์ม </w:t>
-      </w:r>
-      <w:r>
-        <w:rPr>
-          <w:rFonts w:ascii="TH SarabunPSK" w:hAnsi="TH SarabunPSK" w:cs="TH SarabunPSK"/>
-          <w:sz w:val="32"/>
-          <w:szCs w:val="32"/>
-        </w:rPr>
-        <w:t xml:space="preserve">LINE Official Account </w:t>
-      </w:r>
-      <w:r>
-        <w:rPr>
-          <w:rFonts w:ascii="TH SarabunPSK" w:hAnsi="TH SarabunPSK" w:cs="TH SarabunPSK"/>
-          <w:sz w:val="32"/>
-          <w:szCs w:val="32"/>
-          <w:cs/>
-        </w:rPr>
-        <w:t xml:space="preserve">ผสานการทำงานร่วมกับเทคโนโลยี </w:t>
-      </w:r>
-      <w:r>
-        <w:rPr>
-          <w:rFonts w:ascii="TH SarabunPSK" w:hAnsi="TH SarabunPSK" w:cs="TH SarabunPSK"/>
-          <w:sz w:val="32"/>
-          <w:szCs w:val="32"/>
-        </w:rPr>
-        <w:t xml:space="preserve">RAG (Retrieval-Augmented Generation) </w:t>
-      </w:r>
-      <w:r>
-        <w:rPr>
-          <w:rFonts w:ascii="TH SarabunPSK" w:hAnsi="TH SarabunPSK" w:cs="TH SarabunPSK"/>
-          <w:sz w:val="32"/>
-          <w:szCs w:val="32"/>
-          <w:cs/>
-        </w:rPr>
-        <w:t>และระบบอัตโนมัติ (</w:t>
-      </w:r>
-      <w:r>
-        <w:rPr>
-          <w:rFonts w:ascii="TH SarabunPSK" w:hAnsi="TH SarabunPSK" w:cs="TH SarabunPSK"/>
-          <w:sz w:val="32"/>
-          <w:szCs w:val="32"/>
-        </w:rPr>
-        <w:t xml:space="preserve">Workflow Automation) </w:t>
-      </w:r>
-      <w:r>
-        <w:rPr>
-          <w:rFonts w:ascii="TH SarabunPSK" w:hAnsi="TH SarabunPSK" w:cs="TH SarabunPSK"/>
-          <w:sz w:val="32"/>
-          <w:szCs w:val="32"/>
-          <w:cs/>
-        </w:rPr>
-        <w:t>เพื่อเข้ามาช่วยอำนวยความสะดวกในการยืนยันตัวตน การลงเวลาปฏิบัติงาน การสืบค้นข้อมูลระเบียบองค์กร และการแจ้งเตือนวาระงานสำคัญ เพื่อลดขั้นตอนการทำงานที่ซับซ้อนและลดความผิดพลาดจากปัจจัยมนุษย์ (</w:t>
-      </w:r>
-      <w:r>
-        <w:rPr>
-          <w:rFonts w:ascii="TH SarabunPSK" w:hAnsi="TH SarabunPSK" w:cs="TH SarabunPSK"/>
-          <w:sz w:val="32"/>
-          <w:szCs w:val="32"/>
-        </w:rPr>
-        <w:t>Human Error)</w:t>
-      </w:r>
     </w:p>
     <w:p>
       <w:pPr>
@@ -391,6 +485,61 @@
         <w:jc w:val="thaiDistribute"/>
         <w:rPr>
           <w:rFonts w:ascii="TH SarabunPSK" w:hAnsi="TH SarabunPSK" w:cs="TH SarabunPSK"/>
+          <w:sz w:val="32"/>
+          <w:szCs w:val="32"/>
+        </w:rPr>
+      </w:pPr>
+    </w:p>
+    <w:p>
+      <w:pPr>
+        <w:spacing w:after="0"/>
+        <w:jc w:val="thaiDistribute"/>
+        <w:rPr>
+          <w:rFonts w:ascii="TH SarabunPSK" w:hAnsi="TH SarabunPSK" w:cs="TH SarabunPSK"/>
+          <w:sz w:val="32"/>
+          <w:szCs w:val="32"/>
+        </w:rPr>
+      </w:pPr>
+    </w:p>
+    <w:p>
+      <w:pPr>
+        <w:spacing w:after="0"/>
+        <w:jc w:val="thaiDistribute"/>
+        <w:rPr>
+          <w:rFonts w:ascii="TH SarabunPSK" w:hAnsi="TH SarabunPSK" w:cs="TH SarabunPSK"/>
+          <w:sz w:val="32"/>
+          <w:szCs w:val="32"/>
+        </w:rPr>
+      </w:pPr>
+    </w:p>
+    <w:p>
+      <w:pPr>
+        <w:spacing w:after="0"/>
+        <w:jc w:val="thaiDistribute"/>
+        <w:rPr>
+          <w:rFonts w:ascii="TH SarabunPSK" w:hAnsi="TH SarabunPSK" w:cs="TH SarabunPSK"/>
+          <w:sz w:val="32"/>
+          <w:szCs w:val="32"/>
+        </w:rPr>
+      </w:pPr>
+    </w:p>
+    <w:p>
+      <w:pPr>
+        <w:spacing w:after="0"/>
+        <w:jc w:val="thaiDistribute"/>
+        <w:rPr>
+          <w:rFonts w:ascii="TH SarabunPSK" w:hAnsi="TH SarabunPSK" w:cs="TH SarabunPSK"/>
+          <w:sz w:val="32"/>
+          <w:szCs w:val="32"/>
+        </w:rPr>
+      </w:pPr>
+    </w:p>
+    <w:p>
+      <w:pPr>
+        <w:spacing w:after="0"/>
+        <w:jc w:val="thaiDistribute"/>
+        <w:rPr>
+          <w:rFonts w:ascii="TH SarabunPSK" w:hAnsi="TH SarabunPSK" w:cs="TH SarabunPSK" w:hint="cs"/>
           <w:sz w:val="32"/>
           <w:szCs w:val="32"/>
         </w:rPr>
@@ -420,6 +569,7 @@
           <w:szCs w:val="32"/>
           <w:cs/>
         </w:rPr>
+        <w:lastRenderedPageBreak/>
         <w:t>1.2</w:t>
       </w:r>
       <w:r>
@@ -1166,8 +1316,9 @@
           <w:szCs w:val="32"/>
           <w:cs/>
         </w:rPr>
-        <w:t>พนักงานในบริษัท โค้ดแล</w:t>
-      </w:r>
+        <w:t>พนักงานในบริษัท โค้ด</w:t>
+      </w:r>
+      <w:proofErr w:type="spellStart"/>
       <w:r>
         <w:rPr>
           <w:rFonts w:ascii="TH SarabunPSK" w:hAnsi="TH SarabunPSK" w:cs="TH SarabunPSK" w:hint="cs"/>
@@ -1175,6 +1326,15 @@
           <w:szCs w:val="32"/>
           <w:cs/>
         </w:rPr>
+        <w:t>แล</w:t>
+      </w:r>
+      <w:r>
+        <w:rPr>
+          <w:rFonts w:ascii="TH SarabunPSK" w:hAnsi="TH SarabunPSK" w:cs="TH SarabunPSK" w:hint="cs"/>
+          <w:sz w:val="32"/>
+          <w:szCs w:val="32"/>
+          <w:cs/>
+        </w:rPr>
         <w:t>็บ</w:t>
       </w:r>
       <w:r>
@@ -1184,7 +1344,17 @@
           <w:szCs w:val="32"/>
           <w:cs/>
         </w:rPr>
-        <w:t>เทค จำกัด คือ ผู้ที่เกี่ยวข้องกับ</w:t>
+        <w:t>เทค</w:t>
+      </w:r>
+      <w:proofErr w:type="spellEnd"/>
+      <w:r>
+        <w:rPr>
+          <w:rFonts w:ascii="TH SarabunPSK" w:hAnsi="TH SarabunPSK" w:cs="TH SarabunPSK" w:hint="cs"/>
+          <w:sz w:val="32"/>
+          <w:szCs w:val="32"/>
+          <w:cs/>
+        </w:rPr>
+        <w:t xml:space="preserve"> จำกัด คือ ผู้ที่เกี่ยวข้องกับ</w:t>
       </w:r>
       <w:r>
         <w:rPr>
@@ -2415,6 +2585,7 @@
           <w:cs/>
           <w14:ligatures w14:val="none"/>
         </w:rPr>
+        <w:lastRenderedPageBreak/>
         <w:tab/>
       </w:r>
       <w:r>
@@ -2663,7 +2834,6 @@
           <w:cs/>
           <w14:ligatures w14:val="none"/>
         </w:rPr>
-        <w:lastRenderedPageBreak/>
         <w:tab/>
       </w:r>
       <w:r>
@@ -3684,15 +3854,27 @@
         </w:rPr>
         <w:t xml:space="preserve"> (</w:t>
       </w:r>
-      <w:r>
-        <w:rPr>
-          <w:rFonts w:ascii="TH SarabunPSK" w:eastAsia="Times New Roman" w:hAnsi="TH SarabunPSK" w:cs="TH SarabunPSK"/>
-          <w:kern w:val="0"/>
-          <w:sz w:val="32"/>
-          <w:szCs w:val="32"/>
-          <w14:ligatures w14:val="none"/>
-        </w:rPr>
-        <w:t xml:space="preserve">Payslip) </w:t>
+      <w:proofErr w:type="spellStart"/>
+      <w:r>
+        <w:rPr>
+          <w:rFonts w:ascii="TH SarabunPSK" w:eastAsia="Times New Roman" w:hAnsi="TH SarabunPSK" w:cs="TH SarabunPSK"/>
+          <w:kern w:val="0"/>
+          <w:sz w:val="32"/>
+          <w:szCs w:val="32"/>
+          <w14:ligatures w14:val="none"/>
+        </w:rPr>
+        <w:t>Payslip</w:t>
+      </w:r>
+      <w:proofErr w:type="spellEnd"/>
+      <w:r>
+        <w:rPr>
+          <w:rFonts w:ascii="TH SarabunPSK" w:eastAsia="Times New Roman" w:hAnsi="TH SarabunPSK" w:cs="TH SarabunPSK"/>
+          <w:kern w:val="0"/>
+          <w:sz w:val="32"/>
+          <w:szCs w:val="32"/>
+          <w14:ligatures w14:val="none"/>
+        </w:rPr>
+        <w:t xml:space="preserve">) </w:t>
       </w:r>
       <w:r>
         <w:rPr>
@@ -4785,15 +4967,27 @@
         </w:rPr>
         <w:t>สามารถบริหารจัดการและนำเข้าข้อมูลเอกสารสรุปการจ่ายเงินเดือน (</w:t>
       </w:r>
-      <w:r>
-        <w:rPr>
-          <w:rFonts w:ascii="TH SarabunPSK" w:eastAsia="Times New Roman" w:hAnsi="TH SarabunPSK" w:cs="TH SarabunPSK"/>
-          <w:kern w:val="0"/>
-          <w:sz w:val="32"/>
-          <w:szCs w:val="32"/>
-          <w14:ligatures w14:val="none"/>
-        </w:rPr>
-        <w:t xml:space="preserve">Payslip) </w:t>
+      <w:proofErr w:type="spellStart"/>
+      <w:r>
+        <w:rPr>
+          <w:rFonts w:ascii="TH SarabunPSK" w:eastAsia="Times New Roman" w:hAnsi="TH SarabunPSK" w:cs="TH SarabunPSK"/>
+          <w:kern w:val="0"/>
+          <w:sz w:val="32"/>
+          <w:szCs w:val="32"/>
+          <w14:ligatures w14:val="none"/>
+        </w:rPr>
+        <w:t>Payslip</w:t>
+      </w:r>
+      <w:proofErr w:type="spellEnd"/>
+      <w:r>
+        <w:rPr>
+          <w:rFonts w:ascii="TH SarabunPSK" w:eastAsia="Times New Roman" w:hAnsi="TH SarabunPSK" w:cs="TH SarabunPSK"/>
+          <w:kern w:val="0"/>
+          <w:sz w:val="32"/>
+          <w:szCs w:val="32"/>
+          <w14:ligatures w14:val="none"/>
+        </w:rPr>
+        <w:t xml:space="preserve">) </w:t>
       </w:r>
       <w:r>
         <w:rPr>
@@ -4878,6 +5072,7 @@
           <w:szCs w:val="32"/>
           <w14:ligatures w14:val="none"/>
         </w:rPr>
+        <w:lastRenderedPageBreak/>
         <w:tab/>
       </w:r>
       <w:r>
@@ -5108,7 +5303,6 @@
           <w:szCs w:val="32"/>
           <w14:ligatures w14:val="none"/>
         </w:rPr>
-        <w:lastRenderedPageBreak/>
         <w:t>1.</w:t>
       </w:r>
       <w:r>
@@ -12959,6 +13153,7 @@
     <w:lsdException w:name="HTML Sample" w:semiHidden="1" w:unhideWhenUsed="1"/>
     <w:lsdException w:name="HTML Typewriter" w:semiHidden="1" w:unhideWhenUsed="1"/>
     <w:lsdException w:name="HTML Variable" w:semiHidden="1" w:unhideWhenUsed="1"/>
+    <w:lsdException w:name="Normal Table" w:semiHidden="1" w:unhideWhenUsed="1"/>
     <w:lsdException w:name="annotation subject" w:semiHidden="1" w:unhideWhenUsed="1"/>
     <w:lsdException w:name="No List" w:semiHidden="1" w:unhideWhenUsed="1"/>
     <w:lsdException w:name="Outline List 1" w:semiHidden="1" w:unhideWhenUsed="1"/>
@@ -13005,8 +13200,10 @@
     <w:lsdException w:name="Table Subtle 2" w:semiHidden="1" w:unhideWhenUsed="1"/>
     <w:lsdException w:name="Table Web 1" w:semiHidden="1" w:unhideWhenUsed="1"/>
     <w:lsdException w:name="Table Web 2" w:semiHidden="1" w:unhideWhenUsed="1"/>
+    <w:lsdException w:name="Table Web 3" w:semiHidden="1" w:unhideWhenUsed="1"/>
     <w:lsdException w:name="Balloon Text" w:semiHidden="1" w:unhideWhenUsed="1"/>
     <w:lsdException w:name="Table Grid" w:uiPriority="39"/>
+    <w:lsdException w:name="Table Theme" w:semiHidden="1" w:unhideWhenUsed="1"/>
     <w:lsdException w:name="Placeholder Text" w:semiHidden="1"/>
     <w:lsdException w:name="No Spacing" w:uiPriority="1" w:qFormat="1"/>
     <w:lsdException w:name="Light Shading" w:uiPriority="60"/>

--- a/07 บทที่ 1 ใหม่.docx
+++ b/07 บทที่ 1 ใหม่.docx
@@ -465,7 +465,7 @@
         <w:spacing w:after="0"/>
         <w:jc w:val="thaiDistribute"/>
         <w:rPr>
-          <w:rFonts w:ascii="TH SarabunPSK" w:hAnsi="TH SarabunPSK" w:cs="TH SarabunPSK" w:hint="cs"/>
+          <w:rFonts w:ascii="TH SarabunPSK" w:hAnsi="TH SarabunPSK" w:cs="TH SarabunPSK"/>
           <w:sz w:val="32"/>
           <w:szCs w:val="32"/>
           <w:cs/>
@@ -539,7 +539,7 @@
         <w:spacing w:after="0"/>
         <w:jc w:val="thaiDistribute"/>
         <w:rPr>
-          <w:rFonts w:ascii="TH SarabunPSK" w:hAnsi="TH SarabunPSK" w:cs="TH SarabunPSK" w:hint="cs"/>
+          <w:rFonts w:ascii="TH SarabunPSK" w:hAnsi="TH SarabunPSK" w:cs="TH SarabunPSK"/>
           <w:sz w:val="32"/>
           <w:szCs w:val="32"/>
         </w:rPr>
@@ -10269,17 +10269,17 @@
     <w:tbl>
       <w:tblPr>
         <w:tblStyle w:val="TableGrid11"/>
-        <w:tblW w:w="9439" w:type="dxa"/>
-        <w:tblInd w:w="-371" w:type="dxa"/>
+        <w:tblW w:w="8136" w:type="dxa"/>
+        <w:tblInd w:w="-5" w:type="dxa"/>
         <w:tblLook w:val="04A0" w:firstRow="1" w:lastRow="0" w:firstColumn="1" w:lastColumn="0" w:noHBand="0" w:noVBand="1"/>
       </w:tblPr>
       <w:tblGrid>
-        <w:gridCol w:w="3059"/>
-        <w:gridCol w:w="1276"/>
-        <w:gridCol w:w="1276"/>
-        <w:gridCol w:w="1276"/>
-        <w:gridCol w:w="1276"/>
-        <w:gridCol w:w="1276"/>
+        <w:gridCol w:w="2466"/>
+        <w:gridCol w:w="1134"/>
+        <w:gridCol w:w="1134"/>
+        <w:gridCol w:w="1134"/>
+        <w:gridCol w:w="1134"/>
+        <w:gridCol w:w="1134"/>
       </w:tblGrid>
       <w:tr>
         <w:trPr>
@@ -10287,7 +10287,7 @@
         </w:trPr>
         <w:tc>
           <w:tcPr>
-            <w:tcW w:w="3059" w:type="dxa"/>
+            <w:tcW w:w="2466" w:type="dxa"/>
             <w:vMerge w:val="restart"/>
             <w:vAlign w:val="center"/>
           </w:tcPr>
@@ -10335,7 +10335,7 @@
         </w:tc>
         <w:tc>
           <w:tcPr>
-            <w:tcW w:w="2552" w:type="dxa"/>
+            <w:tcW w:w="2268" w:type="dxa"/>
             <w:gridSpan w:val="2"/>
             <w:vAlign w:val="center"/>
           </w:tcPr>
@@ -10365,7 +10365,7 @@
         </w:tc>
         <w:tc>
           <w:tcPr>
-            <w:tcW w:w="3828" w:type="dxa"/>
+            <w:tcW w:w="3402" w:type="dxa"/>
             <w:gridSpan w:val="3"/>
             <w:vAlign w:val="center"/>
           </w:tcPr>
@@ -10400,7 +10400,7 @@
         </w:trPr>
         <w:tc>
           <w:tcPr>
-            <w:tcW w:w="3059" w:type="dxa"/>
+            <w:tcW w:w="2466" w:type="dxa"/>
             <w:vMerge/>
             <w:vAlign w:val="center"/>
           </w:tcPr>
@@ -10421,7 +10421,7 @@
         </w:tc>
         <w:tc>
           <w:tcPr>
-            <w:tcW w:w="1276" w:type="dxa"/>
+            <w:tcW w:w="1134" w:type="dxa"/>
             <w:vAlign w:val="center"/>
           </w:tcPr>
           <w:p>
@@ -10450,7 +10450,7 @@
         </w:tc>
         <w:tc>
           <w:tcPr>
-            <w:tcW w:w="1276" w:type="dxa"/>
+            <w:tcW w:w="1134" w:type="dxa"/>
             <w:vAlign w:val="center"/>
           </w:tcPr>
           <w:p>
@@ -10479,7 +10479,7 @@
         </w:tc>
         <w:tc>
           <w:tcPr>
-            <w:tcW w:w="1276" w:type="dxa"/>
+            <w:tcW w:w="1134" w:type="dxa"/>
             <w:vAlign w:val="center"/>
           </w:tcPr>
           <w:p>
@@ -10508,7 +10508,7 @@
         </w:tc>
         <w:tc>
           <w:tcPr>
-            <w:tcW w:w="1276" w:type="dxa"/>
+            <w:tcW w:w="1134" w:type="dxa"/>
             <w:vAlign w:val="center"/>
           </w:tcPr>
           <w:p>
@@ -10537,7 +10537,7 @@
         </w:tc>
         <w:tc>
           <w:tcPr>
-            <w:tcW w:w="1276" w:type="dxa"/>
+            <w:tcW w:w="1134" w:type="dxa"/>
             <w:vAlign w:val="center"/>
           </w:tcPr>
           <w:p>
@@ -10571,7 +10571,7 @@
         </w:trPr>
         <w:tc>
           <w:tcPr>
-            <w:tcW w:w="3059" w:type="dxa"/>
+            <w:tcW w:w="2466" w:type="dxa"/>
             <w:vAlign w:val="center"/>
           </w:tcPr>
           <w:p>
@@ -10600,7 +10600,7 @@
         </w:tc>
         <w:tc>
           <w:tcPr>
-            <w:tcW w:w="1276" w:type="dxa"/>
+            <w:tcW w:w="1134" w:type="dxa"/>
             <w:shd w:val="clear" w:color="auto" w:fill="A6A6A6"/>
           </w:tcPr>
           <w:p>
@@ -10619,7 +10619,7 @@
         </w:tc>
         <w:tc>
           <w:tcPr>
-            <w:tcW w:w="1276" w:type="dxa"/>
+            <w:tcW w:w="1134" w:type="dxa"/>
             <w:shd w:val="clear" w:color="auto" w:fill="A6A6A6"/>
           </w:tcPr>
           <w:p>
@@ -10638,7 +10638,7 @@
         </w:tc>
         <w:tc>
           <w:tcPr>
-            <w:tcW w:w="1276" w:type="dxa"/>
+            <w:tcW w:w="1134" w:type="dxa"/>
           </w:tcPr>
           <w:p>
             <w:pPr>
@@ -10656,7 +10656,7 @@
         </w:tc>
         <w:tc>
           <w:tcPr>
-            <w:tcW w:w="1276" w:type="dxa"/>
+            <w:tcW w:w="1134" w:type="dxa"/>
           </w:tcPr>
           <w:p>
             <w:pPr>
@@ -10674,7 +10674,7 @@
         </w:tc>
         <w:tc>
           <w:tcPr>
-            <w:tcW w:w="1276" w:type="dxa"/>
+            <w:tcW w:w="1134" w:type="dxa"/>
           </w:tcPr>
           <w:p>
             <w:pPr>
@@ -10697,7 +10697,7 @@
         </w:trPr>
         <w:tc>
           <w:tcPr>
-            <w:tcW w:w="3059" w:type="dxa"/>
+            <w:tcW w:w="2466" w:type="dxa"/>
             <w:vAlign w:val="center"/>
           </w:tcPr>
           <w:p>
@@ -10725,7 +10725,7 @@
         </w:tc>
         <w:tc>
           <w:tcPr>
-            <w:tcW w:w="1276" w:type="dxa"/>
+            <w:tcW w:w="1134" w:type="dxa"/>
             <w:shd w:val="clear" w:color="auto" w:fill="A6A6A6"/>
           </w:tcPr>
           <w:p>
@@ -10744,7 +10744,7 @@
         </w:tc>
         <w:tc>
           <w:tcPr>
-            <w:tcW w:w="1276" w:type="dxa"/>
+            <w:tcW w:w="1134" w:type="dxa"/>
             <w:shd w:val="clear" w:color="auto" w:fill="A6A6A6"/>
           </w:tcPr>
           <w:p>
@@ -10763,7 +10763,7 @@
         </w:tc>
         <w:tc>
           <w:tcPr>
-            <w:tcW w:w="1276" w:type="dxa"/>
+            <w:tcW w:w="1134" w:type="dxa"/>
           </w:tcPr>
           <w:p>
             <w:pPr>
@@ -10781,7 +10781,7 @@
         </w:tc>
         <w:tc>
           <w:tcPr>
-            <w:tcW w:w="1276" w:type="dxa"/>
+            <w:tcW w:w="1134" w:type="dxa"/>
           </w:tcPr>
           <w:p>
             <w:pPr>
@@ -10799,7 +10799,7 @@
         </w:tc>
         <w:tc>
           <w:tcPr>
-            <w:tcW w:w="1276" w:type="dxa"/>
+            <w:tcW w:w="1134" w:type="dxa"/>
           </w:tcPr>
           <w:p>
             <w:pPr>
@@ -10822,7 +10822,7 @@
         </w:trPr>
         <w:tc>
           <w:tcPr>
-            <w:tcW w:w="3059" w:type="dxa"/>
+            <w:tcW w:w="2466" w:type="dxa"/>
             <w:vAlign w:val="center"/>
           </w:tcPr>
           <w:p>
@@ -10850,7 +10850,7 @@
         </w:tc>
         <w:tc>
           <w:tcPr>
-            <w:tcW w:w="1276" w:type="dxa"/>
+            <w:tcW w:w="1134" w:type="dxa"/>
             <w:shd w:val="clear" w:color="auto" w:fill="A6A6A6"/>
           </w:tcPr>
           <w:p>
@@ -10869,7 +10869,7 @@
         </w:tc>
         <w:tc>
           <w:tcPr>
-            <w:tcW w:w="1276" w:type="dxa"/>
+            <w:tcW w:w="1134" w:type="dxa"/>
             <w:shd w:val="clear" w:color="auto" w:fill="A6A6A6"/>
           </w:tcPr>
           <w:p>
@@ -10888,7 +10888,7 @@
         </w:tc>
         <w:tc>
           <w:tcPr>
-            <w:tcW w:w="1276" w:type="dxa"/>
+            <w:tcW w:w="1134" w:type="dxa"/>
           </w:tcPr>
           <w:p>
             <w:pPr>
@@ -10906,7 +10906,7 @@
         </w:tc>
         <w:tc>
           <w:tcPr>
-            <w:tcW w:w="1276" w:type="dxa"/>
+            <w:tcW w:w="1134" w:type="dxa"/>
           </w:tcPr>
           <w:p>
             <w:pPr>
@@ -10924,7 +10924,7 @@
         </w:tc>
         <w:tc>
           <w:tcPr>
-            <w:tcW w:w="1276" w:type="dxa"/>
+            <w:tcW w:w="1134" w:type="dxa"/>
           </w:tcPr>
           <w:p>
             <w:pPr>
@@ -10947,7 +10947,7 @@
         </w:trPr>
         <w:tc>
           <w:tcPr>
-            <w:tcW w:w="3059" w:type="dxa"/>
+            <w:tcW w:w="2466" w:type="dxa"/>
             <w:vAlign w:val="center"/>
           </w:tcPr>
           <w:p>
@@ -10975,7 +10975,7 @@
         </w:tc>
         <w:tc>
           <w:tcPr>
-            <w:tcW w:w="1276" w:type="dxa"/>
+            <w:tcW w:w="1134" w:type="dxa"/>
           </w:tcPr>
           <w:p>
             <w:pPr>
@@ -10993,7 +10993,7 @@
         </w:tc>
         <w:tc>
           <w:tcPr>
-            <w:tcW w:w="1276" w:type="dxa"/>
+            <w:tcW w:w="1134" w:type="dxa"/>
             <w:shd w:val="clear" w:color="auto" w:fill="A6A6A6"/>
           </w:tcPr>
           <w:p>
@@ -11012,7 +11012,7 @@
         </w:tc>
         <w:tc>
           <w:tcPr>
-            <w:tcW w:w="1276" w:type="dxa"/>
+            <w:tcW w:w="1134" w:type="dxa"/>
             <w:shd w:val="clear" w:color="auto" w:fill="A6A6A6"/>
           </w:tcPr>
           <w:p>
@@ -11031,7 +11031,7 @@
         </w:tc>
         <w:tc>
           <w:tcPr>
-            <w:tcW w:w="1276" w:type="dxa"/>
+            <w:tcW w:w="1134" w:type="dxa"/>
             <w:shd w:val="clear" w:color="auto" w:fill="A6A6A6"/>
           </w:tcPr>
           <w:p>
@@ -11050,7 +11050,7 @@
         </w:tc>
         <w:tc>
           <w:tcPr>
-            <w:tcW w:w="1276" w:type="dxa"/>
+            <w:tcW w:w="1134" w:type="dxa"/>
           </w:tcPr>
           <w:p>
             <w:pPr>
@@ -11073,7 +11073,7 @@
         </w:trPr>
         <w:tc>
           <w:tcPr>
-            <w:tcW w:w="3059" w:type="dxa"/>
+            <w:tcW w:w="2466" w:type="dxa"/>
             <w:vAlign w:val="center"/>
           </w:tcPr>
           <w:p>
@@ -11101,7 +11101,7 @@
         </w:tc>
         <w:tc>
           <w:tcPr>
-            <w:tcW w:w="1276" w:type="dxa"/>
+            <w:tcW w:w="1134" w:type="dxa"/>
           </w:tcPr>
           <w:p>
             <w:pPr>
@@ -11119,7 +11119,7 @@
         </w:tc>
         <w:tc>
           <w:tcPr>
-            <w:tcW w:w="1276" w:type="dxa"/>
+            <w:tcW w:w="1134" w:type="dxa"/>
             <w:shd w:val="clear" w:color="auto" w:fill="A6A6A6"/>
           </w:tcPr>
           <w:p>
@@ -11138,7 +11138,7 @@
         </w:tc>
         <w:tc>
           <w:tcPr>
-            <w:tcW w:w="1276" w:type="dxa"/>
+            <w:tcW w:w="1134" w:type="dxa"/>
             <w:shd w:val="clear" w:color="auto" w:fill="A6A6A6"/>
           </w:tcPr>
           <w:p>
@@ -11157,7 +11157,7 @@
         </w:tc>
         <w:tc>
           <w:tcPr>
-            <w:tcW w:w="1276" w:type="dxa"/>
+            <w:tcW w:w="1134" w:type="dxa"/>
             <w:shd w:val="clear" w:color="auto" w:fill="A6A6A6"/>
           </w:tcPr>
           <w:p>
@@ -11176,7 +11176,7 @@
         </w:tc>
         <w:tc>
           <w:tcPr>
-            <w:tcW w:w="1276" w:type="dxa"/>
+            <w:tcW w:w="1134" w:type="dxa"/>
           </w:tcPr>
           <w:p>
             <w:pPr>
@@ -11199,7 +11199,7 @@
         </w:trPr>
         <w:tc>
           <w:tcPr>
-            <w:tcW w:w="3059" w:type="dxa"/>
+            <w:tcW w:w="2466" w:type="dxa"/>
             <w:vAlign w:val="center"/>
           </w:tcPr>
           <w:p>
@@ -11227,7 +11227,7 @@
         </w:tc>
         <w:tc>
           <w:tcPr>
-            <w:tcW w:w="1276" w:type="dxa"/>
+            <w:tcW w:w="1134" w:type="dxa"/>
           </w:tcPr>
           <w:p>
             <w:pPr>
@@ -11245,7 +11245,7 @@
         </w:tc>
         <w:tc>
           <w:tcPr>
-            <w:tcW w:w="1276" w:type="dxa"/>
+            <w:tcW w:w="1134" w:type="dxa"/>
             <w:shd w:val="clear" w:color="auto" w:fill="A6A6A6"/>
           </w:tcPr>
           <w:p>
@@ -11264,7 +11264,7 @@
         </w:tc>
         <w:tc>
           <w:tcPr>
-            <w:tcW w:w="1276" w:type="dxa"/>
+            <w:tcW w:w="1134" w:type="dxa"/>
             <w:shd w:val="clear" w:color="auto" w:fill="A6A6A6"/>
           </w:tcPr>
           <w:p>
@@ -11283,7 +11283,7 @@
         </w:tc>
         <w:tc>
           <w:tcPr>
-            <w:tcW w:w="1276" w:type="dxa"/>
+            <w:tcW w:w="1134" w:type="dxa"/>
             <w:shd w:val="clear" w:color="auto" w:fill="A6A6A6"/>
           </w:tcPr>
           <w:p>
@@ -11302,7 +11302,7 @@
         </w:tc>
         <w:tc>
           <w:tcPr>
-            <w:tcW w:w="1276" w:type="dxa"/>
+            <w:tcW w:w="1134" w:type="dxa"/>
           </w:tcPr>
           <w:p>
             <w:pPr>
@@ -11325,7 +11325,10 @@
         </w:trPr>
         <w:tc>
           <w:tcPr>
-            <w:tcW w:w="3059" w:type="dxa"/>
+            <w:tcW w:w="2466" w:type="dxa"/>
+            <w:tcBorders>
+              <w:bottom w:val="single" w:sz="4" w:space="0" w:color="auto"/>
+            </w:tcBorders>
             <w:vAlign w:val="center"/>
           </w:tcPr>
           <w:p>
@@ -11353,7 +11356,7 @@
         </w:tc>
         <w:tc>
           <w:tcPr>
-            <w:tcW w:w="1276" w:type="dxa"/>
+            <w:tcW w:w="1134" w:type="dxa"/>
           </w:tcPr>
           <w:p>
             <w:pPr>
@@ -11371,7 +11374,7 @@
         </w:tc>
         <w:tc>
           <w:tcPr>
-            <w:tcW w:w="1276" w:type="dxa"/>
+            <w:tcW w:w="1134" w:type="dxa"/>
             <w:shd w:val="clear" w:color="auto" w:fill="FFFFFF"/>
           </w:tcPr>
           <w:p>
@@ -11390,7 +11393,7 @@
         </w:tc>
         <w:tc>
           <w:tcPr>
-            <w:tcW w:w="1276" w:type="dxa"/>
+            <w:tcW w:w="1134" w:type="dxa"/>
             <w:shd w:val="clear" w:color="auto" w:fill="FFFFFF"/>
           </w:tcPr>
           <w:p>
@@ -11409,7 +11412,7 @@
         </w:tc>
         <w:tc>
           <w:tcPr>
-            <w:tcW w:w="1276" w:type="dxa"/>
+            <w:tcW w:w="1134" w:type="dxa"/>
             <w:shd w:val="clear" w:color="auto" w:fill="A6A6A6"/>
           </w:tcPr>
           <w:p>
@@ -11428,7 +11431,7 @@
         </w:tc>
         <w:tc>
           <w:tcPr>
-            <w:tcW w:w="1276" w:type="dxa"/>
+            <w:tcW w:w="1134" w:type="dxa"/>
             <w:shd w:val="clear" w:color="auto" w:fill="A6A6A6"/>
           </w:tcPr>
           <w:p>
@@ -11452,7 +11455,7 @@
         </w:trPr>
         <w:tc>
           <w:tcPr>
-            <w:tcW w:w="3059" w:type="dxa"/>
+            <w:tcW w:w="2466" w:type="dxa"/>
             <w:vAlign w:val="center"/>
           </w:tcPr>
           <w:p>
@@ -11480,7 +11483,7 @@
         </w:tc>
         <w:tc>
           <w:tcPr>
-            <w:tcW w:w="1276" w:type="dxa"/>
+            <w:tcW w:w="1134" w:type="dxa"/>
           </w:tcPr>
           <w:p>
             <w:pPr>
@@ -11498,7 +11501,7 @@
         </w:tc>
         <w:tc>
           <w:tcPr>
-            <w:tcW w:w="1276" w:type="dxa"/>
+            <w:tcW w:w="1134" w:type="dxa"/>
             <w:shd w:val="clear" w:color="auto" w:fill="FFFFFF"/>
           </w:tcPr>
           <w:p>
@@ -11517,7 +11520,7 @@
         </w:tc>
         <w:tc>
           <w:tcPr>
-            <w:tcW w:w="1276" w:type="dxa"/>
+            <w:tcW w:w="1134" w:type="dxa"/>
             <w:shd w:val="clear" w:color="auto" w:fill="FFFFFF"/>
           </w:tcPr>
           <w:p>
@@ -11536,7 +11539,7 @@
         </w:tc>
         <w:tc>
           <w:tcPr>
-            <w:tcW w:w="1276" w:type="dxa"/>
+            <w:tcW w:w="1134" w:type="dxa"/>
             <w:shd w:val="clear" w:color="auto" w:fill="A6A6A6"/>
           </w:tcPr>
           <w:p>
@@ -11555,7 +11558,7 @@
         </w:tc>
         <w:tc>
           <w:tcPr>
-            <w:tcW w:w="1276" w:type="dxa"/>
+            <w:tcW w:w="1134" w:type="dxa"/>
             <w:shd w:val="clear" w:color="auto" w:fill="A6A6A6"/>
           </w:tcPr>
           <w:p>
